--- a/PYTHON PROGRAMMING LANGUAGE.docx
+++ b/PYTHON PROGRAMMING LANGUAGE.docx
@@ -5704,21 +5704,6 @@
         </w:rPr>
         <w:t>), different implementations</w:t>
       </w:r>
-    </w:p>
-    <w:p>
-      <w:pPr>
-        <w:pStyle w:val="NormalWeb"/>
-        <w:ind w:left="360"/>
-        <w:rPr>
-          <w:rStyle w:val="Emphasis"/>
-        </w:rPr>
-      </w:pPr>
-    </w:p>
-    <w:p>
-      <w:pPr>
-        <w:pStyle w:val="NormalWeb"/>
-        <w:ind w:left="360"/>
-      </w:pPr>
     </w:p>
     <w:p>
       <w:pPr>
